--- a/docs/Blackwell_Game_Addition/Different_RL_implementations_playing_Blackwell_game_Addition.docx
+++ b/docs/Blackwell_Game_Addition/Different_RL_implementations_playing_Blackwell_game_Addition.docx
@@ -2817,7 +2817,82 @@
     <w:p/>
     <w:p>
       <w:r>
-        <w:t xml:space="preserve">The value of the game state </w:t>
+        <w:t xml:space="preserve">Using the fact that </w:t>
+      </w:r>
+      <w:r>
+        <w:t xml:space="preserve">the </w:t>
+      </w:r>
+      <w:r>
+        <w:t>successor state</w:t>
+      </w:r>
+      <w:proofErr w:type="spellStart"/>
+      <w:r>
+        <w:t xml:space="preserve"> </w:t>
+      </w:r>
+      <w:proofErr w:type="spellEnd"/>
+      <m:oMath>
+        <m:sSup>
+          <m:sSupPr>
+            <m:ctrlPr>
+              <w:rPr>
+                <w:rFonts w:ascii="Cambria Math" w:hAnsi="Cambria Math"/>
+                <w:i/>
+              </w:rPr>
+            </m:ctrlPr>
+          </m:sSupPr>
+          <m:e>
+            <m:r>
+              <w:rPr>
+                <w:rFonts w:ascii="Cambria Math" w:hAnsi="Cambria Math"/>
+              </w:rPr>
+              <m:t>s</m:t>
+            </m:r>
+          </m:e>
+          <m:sup>
+            <m:r>
+              <w:rPr>
+                <w:rFonts w:ascii="Cambria Math" w:hAnsi="Cambria Math"/>
+              </w:rPr>
+              <m:t>'</m:t>
+            </m:r>
+          </m:sup>
+        </m:sSup>
+        <m:r>
+          <w:rPr>
+            <w:rFonts w:ascii="Cambria Math" w:hAnsi="Cambria Math"/>
+          </w:rPr>
+          <m:t>=</m:t>
+        </m:r>
+        <m:r>
+          <m:rPr>
+            <m:sty m:val="p"/>
+          </m:rPr>
+          <w:rPr>
+            <w:rFonts w:ascii="Cambria Math" w:hAnsi="Cambria Math"/>
+          </w:rPr>
+          <m:t>succ</m:t>
+        </m:r>
+        <m:d>
+          <m:dPr>
+            <m:ctrlPr>
+              <w:rPr>
+                <w:rFonts w:ascii="Cambria Math" w:hAnsi="Cambria Math"/>
+                <w:i/>
+              </w:rPr>
+            </m:ctrlPr>
+          </m:dPr>
+          <m:e>
+            <m:r>
+              <w:rPr>
+                <w:rFonts w:ascii="Cambria Math" w:hAnsi="Cambria Math"/>
+              </w:rPr>
+              <m:t>s,a</m:t>
+            </m:r>
+          </m:e>
+        </m:d>
+      </m:oMath>
+      <w:r>
+        <w:t xml:space="preserve"> is determined from the current state </w:t>
       </w:r>
       <m:oMath>
         <m:r>
@@ -2828,7 +2903,53 @@
         </m:r>
       </m:oMath>
       <w:r>
-        <w:t xml:space="preserve"> can be defined recursively:</w:t>
+        <w:t xml:space="preserve"> </w:t>
+      </w:r>
+      <w:r>
+        <w:t xml:space="preserve">and the </w:t>
+      </w:r>
+      <w:r>
+        <w:t xml:space="preserve">action </w:t>
+      </w:r>
+      <m:oMath>
+        <m:r>
+          <w:rPr>
+            <w:rFonts w:ascii="Cambria Math" w:hAnsi="Cambria Math"/>
+          </w:rPr>
+          <m:t>a</m:t>
+        </m:r>
+      </m:oMath>
+      <w:r>
+        <w:t xml:space="preserve"> taken by the agent</w:t>
+      </w:r>
+      <w:r>
+        <w:t>,</w:t>
+      </w:r>
+      <w:r>
+        <w:t xml:space="preserve"> </w:t>
+      </w:r>
+      <w:r>
+        <w:t>t</w:t>
+      </w:r>
+      <w:r>
+        <w:t xml:space="preserve">he value of the game state </w:t>
+      </w:r>
+      <m:oMath>
+        <m:r>
+          <w:rPr>
+            <w:rFonts w:ascii="Cambria Math" w:hAnsi="Cambria Math"/>
+          </w:rPr>
+          <m:t>s</m:t>
+        </m:r>
+      </m:oMath>
+      <w:r>
+        <w:t xml:space="preserve"> </w:t>
+      </w:r>
+      <w:r>
+        <w:t>is</w:t>
+      </w:r>
+      <w:r>
+        <w:t xml:space="preserve"> defined recursively:</w:t>
       </w:r>
     </w:p>
     <w:p>
@@ -3075,7 +3196,7 @@
                               <w:sz w:val="20"/>
                               <w:szCs w:val="20"/>
                             </w:rPr>
-                            <m:t>result</m:t>
+                            <m:t>succ</m:t>
                           </m:r>
                           <m:d>
                             <m:dPr>
@@ -3253,7 +3374,7 @@
                               <w:sz w:val="20"/>
                               <w:szCs w:val="20"/>
                             </w:rPr>
-                            <m:t>result</m:t>
+                            <m:t>succ</m:t>
                           </m:r>
                           <m:d>
                             <m:dPr>

--- a/docs/Blackwell_Game_Addition/Different_RL_implementations_playing_Blackwell_game_Addition.docx
+++ b/docs/Blackwell_Game_Addition/Different_RL_implementations_playing_Blackwell_game_Addition.docx
@@ -3954,7 +3954,7 @@
           <w:sz w:val="20"/>
           <w:szCs w:val="20"/>
         </w:rPr>
-        <w:t xml:space="preserve">Further inspection of (bell.1) reveals that the optimal play for both sides can be computed by backward induction through the </w:t>
+        <w:t xml:space="preserve">Further inspection of (bell.1) reveals that the optimal play for both sides can be computed by </w:t>
       </w:r>
       <w:r>
         <w:rPr>
@@ -3963,21 +3963,66 @@
           <w:sz w:val="20"/>
           <w:szCs w:val="20"/>
         </w:rPr>
-        <w:t>game tree</w:t>
+        <w:t>backward induction</w:t>
       </w:r>
       <w:r>
         <w:rPr>
           <w:sz w:val="20"/>
           <w:szCs w:val="20"/>
         </w:rPr>
-        <w:t>. In the undiscounted , terminal reward – only case (like Tic-Tac-Toe</w:t>
-      </w:r>
-      <w:r>
-        <w:rPr>
+        <w:t xml:space="preserve"> through the </w:t>
+      </w:r>
+      <w:r>
+        <w:rPr>
+          <w:i/>
+          <w:iCs/>
           <w:sz w:val="20"/>
           <w:szCs w:val="20"/>
         </w:rPr>
-        <w:t xml:space="preserve"> or Addition), this simplifies to the recursive minimax definition in (minimax.1).</w:t>
+        <w:t>game tree</w:t>
+      </w:r>
+      <w:r>
+        <w:rPr>
+          <w:sz w:val="20"/>
+          <w:szCs w:val="20"/>
+        </w:rPr>
+        <w:t xml:space="preserve">. In the undiscounted , terminal reward – only case (like </w:t>
+      </w:r>
+      <w:r>
+        <w:rPr>
+          <w:b/>
+          <w:bCs/>
+          <w:i/>
+          <w:iCs/>
+          <w:sz w:val="20"/>
+          <w:szCs w:val="20"/>
+        </w:rPr>
+        <w:t>Tic-Tac-Toe</w:t>
+      </w:r>
+      <w:r>
+        <w:rPr>
+          <w:sz w:val="20"/>
+          <w:szCs w:val="20"/>
+        </w:rPr>
+        <w:t xml:space="preserve"> or </w:t>
+      </w:r>
+      <w:r>
+        <w:rPr>
+          <w:b/>
+          <w:bCs/>
+          <w:i/>
+          <w:iCs/>
+          <w:sz w:val="20"/>
+          <w:szCs w:val="20"/>
+        </w:rPr>
+        <w:t>Addition</w:t>
+      </w:r>
+      <w:r>
+        <w:rPr>
+          <w:sz w:val="20"/>
+          <w:szCs w:val="20"/>
+        </w:rPr>
+        <w:t>), this simplifies to the recursive minimax definition in (minimax.1).</w:t>
       </w:r>
     </w:p>
     <w:p>
@@ -3990,19 +4035,14 @@
     </w:p>
     <w:p>
       <w:pPr>
-        <w:rPr>
-          <w:sz w:val="20"/>
-          <w:szCs w:val="20"/>
-        </w:rPr>
+        <w:pStyle w:val="Heading2"/>
       </w:pPr>
       <w:r>
-        <w:rPr>
-          <w:sz w:val="20"/>
-          <w:szCs w:val="20"/>
-        </w:rPr>
         <w:t>Alpha-Beta Pruning</w:t>
       </w:r>
     </w:p>
+    <w:p/>
+    <w:p/>
     <w:p>
       <w:pPr>
         <w:rPr>
@@ -4085,6 +4125,50 @@
           <w:t>Dynamic Programming: Models and Applications, Eric Denardo, 1982, Yale U</w:t>
         </w:r>
       </w:hyperlink>
+    </w:p>
+    <w:p>
+      <w:r>
+        <w:t xml:space="preserve">[5] </w:t>
+      </w:r>
+      <w:hyperlink r:id="rId9" w:history="1">
+        <w:r>
+          <w:rPr>
+            <w:rStyle w:val="Hyperlink"/>
+          </w:rPr>
+          <w:t>src/minimax/game_addition_demo.py</w:t>
+        </w:r>
+      </w:hyperlink>
+    </w:p>
+    <w:p>
+      <w:r>
+        <w:t xml:space="preserve">[6] </w:t>
+      </w:r>
+      <w:hyperlink r:id="rId10" w:history="1">
+        <w:r>
+          <w:rPr>
+            <w:rStyle w:val="Hyperlink"/>
+          </w:rPr>
+          <w:t>src/minimax/tic-tac-toe_demo.py</w:t>
+        </w:r>
+      </w:hyperlink>
+    </w:p>
+    <w:p/>
+    <w:p>
+      <w:pPr>
+        <w:pStyle w:val="Heading1"/>
+      </w:pPr>
+      <w:r>
+        <w:t>Appendix</w:t>
+      </w:r>
+    </w:p>
+    <w:p/>
+    <w:p>
+      <w:pPr>
+        <w:pStyle w:val="Heading2"/>
+      </w:pPr>
+      <w:r>
+        <w:t>Applying Bellman’s equation and the minimax principle to the game tic-tac-toe</w:t>
+      </w:r>
     </w:p>
     <w:p/>
     <w:p/>
@@ -4533,7 +4617,6 @@
     <w:next w:val="Normal"/>
     <w:link w:val="Heading2Char"/>
     <w:uiPriority w:val="9"/>
-    <w:semiHidden/>
     <w:unhideWhenUsed/>
     <w:qFormat/>
     <w:rsid w:val="004A6719"/>
@@ -4747,7 +4830,6 @@
     <w:basedOn w:val="DefaultParagraphFont"/>
     <w:link w:val="Heading2"/>
     <w:uiPriority w:val="9"/>
-    <w:semiHidden/>
     <w:rsid w:val="004A6719"/>
     <w:rPr>
       <w:rFonts w:ascii="Calibri Light" w:eastAsiaTheme="majorEastAsia" w:hAnsi="Calibri Light" w:cstheme="majorBidi"/>

--- a/docs/Blackwell_Game_Addition/Different_RL_implementations_playing_Blackwell_game_Addition.docx
+++ b/docs/Blackwell_Game_Addition/Different_RL_implementations_playing_Blackwell_game_Addition.docx
@@ -2825,11 +2825,9 @@
       <w:r>
         <w:t>successor state</w:t>
       </w:r>
-      <w:proofErr w:type="spellStart"/>
       <w:r>
         <w:t xml:space="preserve"> </w:t>
       </w:r>
-      <w:proofErr w:type="spellEnd"/>
       <m:oMath>
         <m:sSup>
           <m:sSupPr>
@@ -3945,6 +3943,263 @@
     <w:p>
       <w:pPr>
         <w:rPr>
+          <w:rFonts w:eastAsiaTheme="minorEastAsia"/>
+          <w:sz w:val="20"/>
+          <w:szCs w:val="20"/>
+        </w:rPr>
+      </w:pPr>
+    </w:p>
+    <w:p>
+      <w:pPr>
+        <w:rPr>
+          <w:rFonts w:eastAsiaTheme="minorEastAsia"/>
+          <w:sz w:val="20"/>
+          <w:szCs w:val="20"/>
+          <w:u w:val="single"/>
+        </w:rPr>
+      </w:pPr>
+      <w:r>
+        <w:rPr>
+          <w:rFonts w:eastAsiaTheme="minorEastAsia"/>
+          <w:sz w:val="20"/>
+          <w:szCs w:val="20"/>
+          <w:u w:val="single"/>
+        </w:rPr>
+        <w:t xml:space="preserve">Note on the distinction between </w:t>
+      </w:r>
+      <m:oMath>
+        <m:r>
+          <w:rPr>
+            <w:rFonts w:ascii="Cambria Math" w:hAnsi="Cambria Math"/>
+            <w:sz w:val="20"/>
+            <w:szCs w:val="20"/>
+            <w:u w:val="single"/>
+          </w:rPr>
+          <m:t>V</m:t>
+        </m:r>
+        <m:d>
+          <m:dPr>
+            <m:ctrlPr>
+              <w:rPr>
+                <w:rFonts w:ascii="Cambria Math" w:hAnsi="Cambria Math"/>
+                <w:i/>
+                <w:sz w:val="20"/>
+                <w:szCs w:val="20"/>
+                <w:u w:val="single"/>
+              </w:rPr>
+            </m:ctrlPr>
+          </m:dPr>
+          <m:e>
+            <m:r>
+              <w:rPr>
+                <w:rFonts w:ascii="Cambria Math" w:hAnsi="Cambria Math"/>
+                <w:sz w:val="20"/>
+                <w:szCs w:val="20"/>
+                <w:u w:val="single"/>
+              </w:rPr>
+              <m:t>s</m:t>
+            </m:r>
+          </m:e>
+        </m:d>
+      </m:oMath>
+      <w:r>
+        <w:rPr>
+          <w:rFonts w:eastAsiaTheme="minorEastAsia"/>
+          <w:sz w:val="20"/>
+          <w:szCs w:val="20"/>
+          <w:u w:val="single"/>
+        </w:rPr>
+        <w:t xml:space="preserve"> and </w:t>
+      </w:r>
+      <m:oMath>
+        <m:sSup>
+          <m:sSupPr>
+            <m:ctrlPr>
+              <w:rPr>
+                <w:rFonts w:ascii="Cambria Math" w:hAnsi="Cambria Math"/>
+                <w:i/>
+                <w:sz w:val="20"/>
+                <w:szCs w:val="20"/>
+                <w:u w:val="single"/>
+              </w:rPr>
+            </m:ctrlPr>
+          </m:sSupPr>
+          <m:e>
+            <m:r>
+              <w:rPr>
+                <w:rFonts w:ascii="Cambria Math" w:hAnsi="Cambria Math"/>
+                <w:sz w:val="20"/>
+                <w:szCs w:val="20"/>
+                <w:u w:val="single"/>
+              </w:rPr>
+              <m:t>V</m:t>
+            </m:r>
+          </m:e>
+          <m:sup>
+            <m:r>
+              <w:rPr>
+                <w:rFonts w:ascii="Cambria Math" w:hAnsi="Cambria Math"/>
+                <w:sz w:val="20"/>
+                <w:szCs w:val="20"/>
+                <w:u w:val="single"/>
+              </w:rPr>
+              <m:t>*</m:t>
+            </m:r>
+          </m:sup>
+        </m:sSup>
+        <m:d>
+          <m:dPr>
+            <m:ctrlPr>
+              <w:rPr>
+                <w:rFonts w:ascii="Cambria Math" w:hAnsi="Cambria Math"/>
+                <w:i/>
+                <w:sz w:val="20"/>
+                <w:szCs w:val="20"/>
+                <w:u w:val="single"/>
+              </w:rPr>
+            </m:ctrlPr>
+          </m:dPr>
+          <m:e>
+            <m:r>
+              <w:rPr>
+                <w:rFonts w:ascii="Cambria Math" w:hAnsi="Cambria Math"/>
+                <w:sz w:val="20"/>
+                <w:szCs w:val="20"/>
+                <w:u w:val="single"/>
+              </w:rPr>
+              <m:t>s</m:t>
+            </m:r>
+          </m:e>
+        </m:d>
+      </m:oMath>
+    </w:p>
+    <w:p>
+      <w:pPr>
+        <w:rPr>
+          <w:rFonts w:eastAsiaTheme="minorEastAsia"/>
+          <w:sz w:val="20"/>
+          <w:szCs w:val="20"/>
+        </w:rPr>
+      </w:pPr>
+      <m:oMath>
+        <m:sSup>
+          <m:sSupPr>
+            <m:ctrlPr>
+              <w:rPr>
+                <w:rFonts w:ascii="Cambria Math" w:hAnsi="Cambria Math"/>
+                <w:i/>
+                <w:sz w:val="20"/>
+                <w:szCs w:val="20"/>
+              </w:rPr>
+            </m:ctrlPr>
+          </m:sSupPr>
+          <m:e>
+            <m:r>
+              <w:rPr>
+                <w:rFonts w:ascii="Cambria Math" w:hAnsi="Cambria Math"/>
+                <w:sz w:val="20"/>
+                <w:szCs w:val="20"/>
+              </w:rPr>
+              <m:t>V</m:t>
+            </m:r>
+          </m:e>
+          <m:sup>
+            <m:r>
+              <w:rPr>
+                <w:rFonts w:ascii="Cambria Math" w:hAnsi="Cambria Math"/>
+                <w:sz w:val="20"/>
+                <w:szCs w:val="20"/>
+              </w:rPr>
+              <m:t>*</m:t>
+            </m:r>
+          </m:sup>
+        </m:sSup>
+        <m:d>
+          <m:dPr>
+            <m:ctrlPr>
+              <w:rPr>
+                <w:rFonts w:ascii="Cambria Math" w:hAnsi="Cambria Math"/>
+                <w:i/>
+                <w:sz w:val="20"/>
+                <w:szCs w:val="20"/>
+              </w:rPr>
+            </m:ctrlPr>
+          </m:dPr>
+          <m:e>
+            <m:r>
+              <w:rPr>
+                <w:rFonts w:ascii="Cambria Math" w:hAnsi="Cambria Math"/>
+                <w:sz w:val="20"/>
+                <w:szCs w:val="20"/>
+              </w:rPr>
+              <m:t>s</m:t>
+            </m:r>
+          </m:e>
+        </m:d>
+      </m:oMath>
+      <w:r>
+        <w:rPr>
+          <w:rFonts w:eastAsiaTheme="minorEastAsia"/>
+          <w:sz w:val="20"/>
+          <w:szCs w:val="20"/>
+        </w:rPr>
+        <w:t xml:space="preserve"> denotes </w:t>
+      </w:r>
+      <w:r>
+        <w:rPr>
+          <w:rFonts w:eastAsiaTheme="minorEastAsia"/>
+          <w:sz w:val="20"/>
+          <w:szCs w:val="20"/>
+        </w:rPr>
+        <w:t xml:space="preserve">the optimal value function – the value of state </w:t>
+      </w:r>
+      <m:oMath>
+        <m:r>
+          <w:rPr>
+            <w:rFonts w:ascii="Cambria Math" w:eastAsiaTheme="minorEastAsia" w:hAnsi="Cambria Math"/>
+            <w:sz w:val="20"/>
+            <w:szCs w:val="20"/>
+          </w:rPr>
+          <m:t>s</m:t>
+        </m:r>
+        <m:r>
+          <w:rPr>
+            <w:rFonts w:ascii="Cambria Math" w:eastAsiaTheme="minorEastAsia" w:hAnsi="Cambria Math"/>
+            <w:sz w:val="20"/>
+            <w:szCs w:val="20"/>
+          </w:rPr>
+          <m:t>,</m:t>
+        </m:r>
+      </m:oMath>
+      <w:r>
+        <w:rPr>
+          <w:rFonts w:eastAsiaTheme="minorEastAsia"/>
+          <w:sz w:val="20"/>
+          <w:szCs w:val="20"/>
+        </w:rPr>
+        <w:t xml:space="preserve"> when both players play optimally. </w:t>
+      </w:r>
+      <w:r>
+        <w:rPr>
+          <w:rFonts w:eastAsiaTheme="minorEastAsia"/>
+          <w:sz w:val="20"/>
+          <w:szCs w:val="20"/>
+        </w:rPr>
+        <w:t>This optimal value function can be interpreted as a fixed point of the Bellman operator.</w:t>
+      </w:r>
+    </w:p>
+    <w:p>
+      <w:pPr>
+        <w:rPr>
+          <w:rFonts w:eastAsiaTheme="minorEastAsia"/>
+          <w:sz w:val="20"/>
+          <w:szCs w:val="20"/>
+        </w:rPr>
+      </w:pPr>
+    </w:p>
+    <w:p>
+      <w:pPr>
+        <w:rPr>
           <w:sz w:val="20"/>
           <w:szCs w:val="20"/>
         </w:rPr>
@@ -4063,7 +4318,7 @@
       <w:r>
         <w:t xml:space="preserve"> </w:t>
       </w:r>
-      <w:hyperlink r:id="rId5" w:history="1">
+      <w:hyperlink r:id="rId6" w:history="1">
         <w:r>
           <w:rPr>
             <w:rStyle w:val="Hyperlink"/>
@@ -4079,7 +4334,7 @@
       <w:r>
         <w:t xml:space="preserve"> </w:t>
       </w:r>
-      <w:hyperlink r:id="rId6" w:history="1">
+      <w:hyperlink r:id="rId7" w:history="1">
         <w:r>
           <w:rPr>
             <w:rStyle w:val="Hyperlink"/>
@@ -4095,7 +4350,7 @@
       <w:r>
         <w:t xml:space="preserve"> </w:t>
       </w:r>
-      <w:hyperlink r:id="rId7" w:history="1">
+      <w:hyperlink r:id="rId8" w:history="1">
         <w:r>
           <w:rPr>
             <w:rStyle w:val="Hyperlink"/>
@@ -4114,7 +4369,7 @@
       <w:r>
         <w:t xml:space="preserve"> </w:t>
       </w:r>
-      <w:hyperlink r:id="rId8" w:history="1">
+      <w:hyperlink r:id="rId9" w:history="1">
         <w:r>
           <w:rPr>
             <w:rStyle w:val="Hyperlink"/>
@@ -4130,7 +4385,7 @@
       <w:r>
         <w:t xml:space="preserve">[5] </w:t>
       </w:r>
-      <w:hyperlink r:id="rId9" w:history="1">
+      <w:hyperlink r:id="rId10" w:history="1">
         <w:r>
           <w:rPr>
             <w:rStyle w:val="Hyperlink"/>
@@ -4143,7 +4398,7 @@
       <w:r>
         <w:t xml:space="preserve">[6] </w:t>
       </w:r>
-      <w:hyperlink r:id="rId10" w:history="1">
+      <w:hyperlink r:id="rId11" w:history="1">
         <w:r>
           <w:rPr>
             <w:rStyle w:val="Hyperlink"/>
@@ -4168,6 +4423,1570 @@
       </w:pPr>
       <w:r>
         <w:t>Applying Bellman’s equation and the minimax principle to the game tic-tac-toe</w:t>
+      </w:r>
+    </w:p>
+    <w:p/>
+    <w:p>
+      <w:r>
+        <w:t xml:space="preserve">The solution can be found in [6]. </w:t>
+      </w:r>
+    </w:p>
+    <w:p>
+      <w:pPr>
+        <w:rPr>
+          <w:u w:val="single"/>
+        </w:rPr>
+      </w:pPr>
+    </w:p>
+    <w:p>
+      <w:r>
+        <w:rPr>
+          <w:u w:val="single"/>
+        </w:rPr>
+        <w:t>State Space</w:t>
+      </w:r>
+    </w:p>
+    <w:p>
+      <w:r>
+        <w:t xml:space="preserve">The state is the board configuration – a </w:t>
+      </w:r>
+      <m:oMath>
+        <m:r>
+          <w:rPr>
+            <w:rFonts w:ascii="Cambria Math" w:hAnsi="Cambria Math"/>
+          </w:rPr>
+          <m:t>3</m:t>
+        </m:r>
+        <m:r>
+          <w:rPr>
+            <w:rFonts w:ascii="Cambria Math" w:hAnsi="Cambria Math"/>
+          </w:rPr>
+          <m:t>×</m:t>
+        </m:r>
+        <m:r>
+          <w:rPr>
+            <w:rFonts w:ascii="Cambria Math" w:hAnsi="Cambria Math"/>
+          </w:rPr>
+          <m:t>3</m:t>
+        </m:r>
+      </m:oMath>
+      <w:r>
+        <w:t xml:space="preserve"> grid where each cell is one of </w:t>
+      </w:r>
+      <w:r>
+        <w:rPr>
+          <w:rFonts w:ascii="Consolas" w:hAnsi="Consolas" w:cs="Consolas"/>
+          <w:sz w:val="17"/>
+          <w:szCs w:val="17"/>
+        </w:rPr>
+        <w:t xml:space="preserve">{ Empty, X, </w:t>
+      </w:r>
+      <w:r>
+        <w:rPr>
+          <w:rFonts w:ascii="Consolas" w:hAnsi="Consolas" w:cs="Consolas"/>
+          <w:sz w:val="17"/>
+          <w:szCs w:val="17"/>
+        </w:rPr>
+        <w:t>O</w:t>
+      </w:r>
+      <w:r>
+        <w:rPr>
+          <w:rFonts w:ascii="Consolas" w:hAnsi="Consolas" w:cs="Consolas"/>
+          <w:sz w:val="17"/>
+          <w:szCs w:val="17"/>
+        </w:rPr>
+        <w:t xml:space="preserve"> }</w:t>
+      </w:r>
+      <w:r>
+        <w:t xml:space="preserve">. </w:t>
+      </w:r>
+      <w:r>
+        <w:t xml:space="preserve">The player to move is determined by counting marks – if </w:t>
+      </w:r>
+      <w:r>
+        <w:rPr>
+          <w:rFonts w:ascii="Consolas" w:hAnsi="Consolas" w:cs="Consolas"/>
+          <w:sz w:val="17"/>
+          <w:szCs w:val="17"/>
+        </w:rPr>
+        <w:t>#X == #O</w:t>
+      </w:r>
+      <w:r>
+        <w:t xml:space="preserve"> then </w:t>
+      </w:r>
+      <w:r>
+        <w:rPr>
+          <w:rFonts w:ascii="Consolas" w:hAnsi="Consolas" w:cs="Consolas"/>
+          <w:sz w:val="17"/>
+          <w:szCs w:val="17"/>
+        </w:rPr>
+        <w:t>X</w:t>
+      </w:r>
+      <w:r>
+        <w:t xml:space="preserve"> moves else </w:t>
+      </w:r>
+      <w:r>
+        <w:rPr>
+          <w:rFonts w:ascii="Consolas" w:hAnsi="Consolas" w:cs="Consolas"/>
+          <w:sz w:val="17"/>
+          <w:szCs w:val="17"/>
+        </w:rPr>
+        <w:t>O</w:t>
+      </w:r>
+      <w:r>
+        <w:t xml:space="preserve"> moves.</w:t>
+      </w:r>
+    </w:p>
+    <w:p/>
+    <w:p>
+      <w:pPr>
+        <w:rPr>
+          <w:u w:val="single"/>
+        </w:rPr>
+      </w:pPr>
+      <w:r>
+        <w:rPr>
+          <w:u w:val="single"/>
+        </w:rPr>
+        <w:t>Actions</w:t>
+      </w:r>
+    </w:p>
+    <w:p>
+      <w:pPr>
+        <w:rPr>
+          <w:rFonts w:eastAsiaTheme="minorEastAsia"/>
+        </w:rPr>
+      </w:pPr>
+      <w:r>
+        <w:t xml:space="preserve">At state </w:t>
+      </w:r>
+      <m:oMath>
+        <m:r>
+          <w:rPr>
+            <w:rFonts w:ascii="Cambria Math" w:hAnsi="Cambria Math"/>
+          </w:rPr>
+          <m:t>s</m:t>
+        </m:r>
+      </m:oMath>
+      <w:r>
+        <w:t xml:space="preserve">, the current player picks any empty cell </w:t>
+      </w:r>
+      <m:oMath>
+        <m:r>
+          <w:rPr>
+            <w:rFonts w:ascii="Cambria Math" w:hAnsi="Cambria Math"/>
+          </w:rPr>
+          <m:t>(r, c)</m:t>
+        </m:r>
+      </m:oMath>
+    </w:p>
+    <w:p>
+      <w:pPr>
+        <w:rPr>
+          <w:rFonts w:eastAsiaTheme="minorEastAsia"/>
+        </w:rPr>
+      </w:pPr>
+    </w:p>
+    <w:p>
+      <w:pPr>
+        <w:rPr>
+          <w:rFonts w:eastAsiaTheme="minorEastAsia"/>
+          <w:u w:val="single"/>
+        </w:rPr>
+      </w:pPr>
+      <w:r>
+        <w:rPr>
+          <w:rFonts w:eastAsiaTheme="minorEastAsia"/>
+          <w:u w:val="single"/>
+        </w:rPr>
+        <w:lastRenderedPageBreak/>
+        <w:t>Terminal Conditions</w:t>
+      </w:r>
+    </w:p>
+    <w:p>
+      <w:pPr>
+        <w:pStyle w:val="ListParagraph"/>
+        <w:numPr>
+          <w:ilvl w:val="0"/>
+          <w:numId w:val="1"/>
+        </w:numPr>
+      </w:pPr>
+      <w:r>
+        <w:t xml:space="preserve">Three-in-a-row for </w:t>
+      </w:r>
+      <w:r>
+        <w:rPr>
+          <w:rFonts w:ascii="Consolas" w:hAnsi="Consolas" w:cs="Consolas"/>
+          <w:sz w:val="17"/>
+          <w:szCs w:val="17"/>
+        </w:rPr>
+        <w:t>X</w:t>
+      </w:r>
+      <w:r>
+        <w:t xml:space="preserve"> </w:t>
+      </w:r>
+      <m:oMath>
+        <m:r>
+          <w:rPr>
+            <w:rFonts w:ascii="Cambria Math" w:hAnsi="Cambria Math"/>
+          </w:rPr>
+          <m:t>→</m:t>
+        </m:r>
+      </m:oMath>
+      <w:r>
+        <w:t xml:space="preserve"> payoff </w:t>
+      </w:r>
+      <m:oMath>
+        <m:r>
+          <w:rPr>
+            <w:rFonts w:ascii="Cambria Math" w:hAnsi="Cambria Math"/>
+          </w:rPr>
+          <m:t>+1</m:t>
+        </m:r>
+      </m:oMath>
+      <w:r>
+        <w:t xml:space="preserve"> (</w:t>
+      </w:r>
+      <w:r>
+        <w:rPr>
+          <w:rFonts w:ascii="Consolas" w:hAnsi="Consolas" w:cs="Consolas"/>
+          <w:sz w:val="17"/>
+          <w:szCs w:val="17"/>
+        </w:rPr>
+        <w:t>X</w:t>
+      </w:r>
+      <w:r>
+        <w:t xml:space="preserve"> wins)</w:t>
+      </w:r>
+    </w:p>
+    <w:p>
+      <w:pPr>
+        <w:pStyle w:val="ListParagraph"/>
+        <w:numPr>
+          <w:ilvl w:val="0"/>
+          <w:numId w:val="1"/>
+        </w:numPr>
+      </w:pPr>
+      <w:r>
+        <w:t>Three-in-a-row for</w:t>
+      </w:r>
+      <w:r>
+        <w:t xml:space="preserve"> </w:t>
+      </w:r>
+      <w:r>
+        <w:rPr>
+          <w:sz w:val="17"/>
+          <w:szCs w:val="17"/>
+        </w:rPr>
+        <w:t>O</w:t>
+      </w:r>
+      <w:r>
+        <w:t xml:space="preserve"> </w:t>
+      </w:r>
+      <m:oMath>
+        <m:r>
+          <w:rPr>
+            <w:rFonts w:ascii="Cambria Math" w:hAnsi="Cambria Math"/>
+          </w:rPr>
+          <m:t>→</m:t>
+        </m:r>
+      </m:oMath>
+      <w:r>
+        <w:t xml:space="preserve"> payoff </w:t>
+      </w:r>
+      <m:oMath>
+        <m:r>
+          <w:rPr>
+            <w:rFonts w:ascii="Cambria Math" w:hAnsi="Cambria Math"/>
+          </w:rPr>
+          <m:t>-</m:t>
+        </m:r>
+        <m:r>
+          <w:rPr>
+            <w:rFonts w:ascii="Cambria Math" w:hAnsi="Cambria Math"/>
+          </w:rPr>
+          <m:t>1</m:t>
+        </m:r>
+      </m:oMath>
+      <w:r>
+        <w:t xml:space="preserve"> (</w:t>
+      </w:r>
+      <w:r>
+        <w:rPr>
+          <w:sz w:val="17"/>
+          <w:szCs w:val="17"/>
+        </w:rPr>
+        <w:t>O</w:t>
+      </w:r>
+      <w:r>
+        <w:t xml:space="preserve"> </w:t>
+      </w:r>
+      <w:r>
+        <w:t>wins)</w:t>
+      </w:r>
+    </w:p>
+    <w:p>
+      <w:pPr>
+        <w:pStyle w:val="ListParagraph"/>
+        <w:numPr>
+          <w:ilvl w:val="0"/>
+          <w:numId w:val="1"/>
+        </w:numPr>
+      </w:pPr>
+      <w:r>
+        <w:t xml:space="preserve">Board full, no winner </w:t>
+      </w:r>
+      <m:oMath>
+        <m:r>
+          <w:rPr>
+            <w:rFonts w:ascii="Cambria Math" w:hAnsi="Cambria Math"/>
+          </w:rPr>
+          <m:t>→</m:t>
+        </m:r>
+      </m:oMath>
+      <w:r>
+        <w:t xml:space="preserve"> payoff </w:t>
+      </w:r>
+      <m:oMath>
+        <m:r>
+          <w:rPr>
+            <w:rFonts w:ascii="Cambria Math" w:hAnsi="Cambria Math"/>
+          </w:rPr>
+          <m:t>0</m:t>
+        </m:r>
+      </m:oMath>
+      <w:r>
+        <w:t xml:space="preserve"> (</w:t>
+      </w:r>
+      <w:r>
+        <w:rPr>
+          <w:rFonts w:cs="Consolas"/>
+          <w:szCs w:val="19"/>
+        </w:rPr>
+        <w:t>draw</w:t>
+      </w:r>
+      <w:r>
+        <w:t>)</w:t>
+      </w:r>
+    </w:p>
+    <w:p/>
+    <w:p>
+      <w:pPr>
+        <w:rPr>
+          <w:u w:val="single"/>
+        </w:rPr>
+      </w:pPr>
+      <w:r>
+        <w:rPr>
+          <w:u w:val="single"/>
+        </w:rPr>
+        <w:t>Bellman Optimality Equation</w:t>
+      </w:r>
+    </w:p>
+    <w:p/>
+    <w:p>
+      <w:r>
+        <w:t xml:space="preserve">Define </w:t>
+      </w:r>
+      <m:oMath>
+        <m:r>
+          <w:rPr>
+            <w:rFonts w:ascii="Cambria Math" w:hAnsi="Cambria Math"/>
+          </w:rPr>
+          <m:t>V(s)</m:t>
+        </m:r>
+      </m:oMath>
+      <w:r>
+        <w:t xml:space="preserve"> to be the value of the game to Player </w:t>
+      </w:r>
+      <w:r>
+        <w:rPr>
+          <w:rFonts w:ascii="Consolas" w:hAnsi="Consolas" w:cs="Consolas"/>
+          <w:sz w:val="17"/>
+          <w:szCs w:val="17"/>
+        </w:rPr>
+        <w:t>X</w:t>
+      </w:r>
+      <w:r>
+        <w:t xml:space="preserve"> under optimal play from both sides, at board state </w:t>
+      </w:r>
+      <m:oMath>
+        <m:r>
+          <w:rPr>
+            <w:rFonts w:ascii="Cambria Math" w:hAnsi="Cambria Math"/>
+          </w:rPr>
+          <m:t>s</m:t>
+        </m:r>
+      </m:oMath>
+      <w:r>
+        <w:t xml:space="preserve">. </w:t>
+      </w:r>
+    </w:p>
+    <w:p/>
+    <w:p>
+      <w:r>
+        <w:t>Terminal states:</w:t>
+      </w:r>
+    </w:p>
+    <w:p>
+      <m:oMath>
+        <m:r>
+          <w:rPr>
+            <w:rFonts w:ascii="Cambria Math" w:hAnsi="Cambria Math"/>
+          </w:rPr>
+          <m:t>V(s) = +1</m:t>
+        </m:r>
+      </m:oMath>
+      <w:r>
+        <w:t xml:space="preserve"> if </w:t>
+      </w:r>
+      <w:r>
+        <w:rPr>
+          <w:rFonts w:ascii="Consolas" w:hAnsi="Consolas" w:cs="Consolas"/>
+          <w:sz w:val="17"/>
+          <w:szCs w:val="17"/>
+        </w:rPr>
+        <w:t>X</w:t>
+      </w:r>
+      <w:r>
+        <w:t xml:space="preserve"> has three-in-a-row</w:t>
+      </w:r>
+    </w:p>
+    <w:p>
+      <m:oMath>
+        <m:r>
+          <w:rPr>
+            <w:rFonts w:ascii="Cambria Math" w:hAnsi="Cambria Math"/>
+          </w:rPr>
+          <m:t>V</m:t>
+        </m:r>
+        <m:d>
+          <m:dPr>
+            <m:ctrlPr>
+              <w:rPr>
+                <w:rFonts w:ascii="Cambria Math" w:hAnsi="Cambria Math"/>
+                <w:i/>
+              </w:rPr>
+            </m:ctrlPr>
+          </m:dPr>
+          <m:e>
+            <m:r>
+              <w:rPr>
+                <w:rFonts w:ascii="Cambria Math" w:hAnsi="Cambria Math"/>
+              </w:rPr>
+              <m:t>s</m:t>
+            </m:r>
+          </m:e>
+        </m:d>
+        <m:r>
+          <w:rPr>
+            <w:rFonts w:ascii="Cambria Math" w:hAnsi="Cambria Math"/>
+          </w:rPr>
+          <m:t xml:space="preserve">= </m:t>
+        </m:r>
+        <m:r>
+          <w:rPr>
+            <w:rFonts w:ascii="Cambria Math" w:hAnsi="Cambria Math"/>
+          </w:rPr>
+          <m:t>-</m:t>
+        </m:r>
+        <m:r>
+          <w:rPr>
+            <w:rFonts w:ascii="Cambria Math" w:hAnsi="Cambria Math"/>
+          </w:rPr>
+          <m:t>1</m:t>
+        </m:r>
+      </m:oMath>
+      <w:r>
+        <w:t xml:space="preserve"> if </w:t>
+      </w:r>
+      <w:r>
+        <w:rPr>
+          <w:rFonts w:ascii="Consolas" w:hAnsi="Consolas" w:cs="Consolas"/>
+          <w:sz w:val="17"/>
+          <w:szCs w:val="17"/>
+        </w:rPr>
+        <w:t>X</w:t>
+      </w:r>
+      <w:r>
+        <w:t xml:space="preserve"> has three-in-a-row</w:t>
+      </w:r>
+    </w:p>
+    <w:p>
+      <w:pPr>
+        <w:rPr>
+          <w:rFonts w:cs="Calibri"/>
+          <w:szCs w:val="19"/>
+        </w:rPr>
+      </w:pPr>
+      <m:oMath>
+        <m:r>
+          <w:rPr>
+            <w:rFonts w:ascii="Cambria Math" w:hAnsi="Cambria Math"/>
+          </w:rPr>
+          <m:t>V</m:t>
+        </m:r>
+        <m:d>
+          <m:dPr>
+            <m:ctrlPr>
+              <w:rPr>
+                <w:rFonts w:ascii="Cambria Math" w:hAnsi="Cambria Math"/>
+                <w:i/>
+              </w:rPr>
+            </m:ctrlPr>
+          </m:dPr>
+          <m:e>
+            <m:r>
+              <w:rPr>
+                <w:rFonts w:ascii="Cambria Math" w:hAnsi="Cambria Math"/>
+              </w:rPr>
+              <m:t>s</m:t>
+            </m:r>
+          </m:e>
+        </m:d>
+        <m:r>
+          <w:rPr>
+            <w:rFonts w:ascii="Cambria Math" w:hAnsi="Cambria Math"/>
+          </w:rPr>
+          <m:t xml:space="preserve">= </m:t>
+        </m:r>
+        <m:r>
+          <w:rPr>
+            <w:rFonts w:ascii="Cambria Math" w:hAnsi="Cambria Math"/>
+          </w:rPr>
+          <m:t>0</m:t>
+        </m:r>
+      </m:oMath>
+      <w:r>
+        <w:t xml:space="preserve"> if</w:t>
+      </w:r>
+      <w:r>
+        <w:rPr>
+          <w:rFonts w:cs="Calibri"/>
+          <w:szCs w:val="19"/>
+        </w:rPr>
+        <w:t xml:space="preserve"> </w:t>
+      </w:r>
+      <w:r>
+        <w:rPr>
+          <w:rFonts w:cs="Calibri"/>
+          <w:szCs w:val="19"/>
+        </w:rPr>
+        <w:t xml:space="preserve">board is </w:t>
+      </w:r>
+      <w:r>
+        <w:rPr>
+          <w:rFonts w:cs="Calibri"/>
+          <w:szCs w:val="19"/>
+        </w:rPr>
+        <w:t xml:space="preserve">full </w:t>
+      </w:r>
+      <w:proofErr w:type="gramStart"/>
+      <w:r>
+        <w:rPr>
+          <w:rFonts w:cs="Calibri"/>
+          <w:szCs w:val="19"/>
+        </w:rPr>
+        <w:t>with</w:t>
+      </w:r>
+      <w:proofErr w:type="gramEnd"/>
+      <w:r>
+        <w:rPr>
+          <w:rFonts w:cs="Calibri"/>
+          <w:szCs w:val="19"/>
+        </w:rPr>
+        <w:t xml:space="preserve"> no winner</w:t>
+      </w:r>
+    </w:p>
+    <w:p>
+      <w:pPr>
+        <w:rPr>
+          <w:rFonts w:cs="Calibri"/>
+          <w:szCs w:val="19"/>
+        </w:rPr>
+      </w:pPr>
+    </w:p>
+    <w:p>
+      <w:pPr>
+        <w:rPr>
+          <w:rFonts w:cs="Calibri"/>
+          <w:szCs w:val="19"/>
+        </w:rPr>
+      </w:pPr>
+      <w:r>
+        <w:rPr>
+          <w:rFonts w:cs="Calibri"/>
+          <w:szCs w:val="19"/>
+        </w:rPr>
+        <w:t xml:space="preserve">Let us denote with </w:t>
+      </w:r>
+      <m:oMath>
+        <m:r>
+          <m:rPr>
+            <m:sty m:val="p"/>
+          </m:rPr>
+          <w:rPr>
+            <w:rFonts w:ascii="Cambria Math" w:hAnsi="Cambria Math"/>
+          </w:rPr>
+          <m:t>empty</m:t>
+        </m:r>
+        <m:d>
+          <m:dPr>
+            <m:ctrlPr>
+              <w:rPr>
+                <w:rFonts w:ascii="Cambria Math" w:hAnsi="Cambria Math"/>
+                <w:i/>
+              </w:rPr>
+            </m:ctrlPr>
+          </m:dPr>
+          <m:e>
+            <m:r>
+              <w:rPr>
+                <w:rFonts w:ascii="Cambria Math" w:hAnsi="Cambria Math"/>
+              </w:rPr>
+              <m:t>s</m:t>
+            </m:r>
+          </m:e>
+        </m:d>
+      </m:oMath>
+      <w:r>
+        <w:rPr>
+          <w:rFonts w:eastAsiaTheme="minorEastAsia" w:cs="Calibri"/>
+        </w:rPr>
+        <w:t xml:space="preserve"> the set of empty cells at state</w:t>
+      </w:r>
+      <w:r>
+        <w:rPr>
+          <w:rFonts w:eastAsiaTheme="minorEastAsia" w:cs="Calibri"/>
+        </w:rPr>
+        <w:t xml:space="preserve"> </w:t>
+      </w:r>
+      <m:oMath>
+        <m:r>
+          <w:rPr>
+            <w:rFonts w:ascii="Cambria Math" w:eastAsiaTheme="minorEastAsia" w:hAnsi="Cambria Math" w:cs="Calibri"/>
+          </w:rPr>
+          <m:t>s</m:t>
+        </m:r>
+      </m:oMath>
+      <w:r>
+        <w:rPr>
+          <w:rFonts w:eastAsiaTheme="minorEastAsia" w:cs="Calibri"/>
+        </w:rPr>
+        <w:t xml:space="preserve"> </w:t>
+      </w:r>
+      <w:r>
+        <w:rPr>
+          <w:rFonts w:eastAsiaTheme="minorEastAsia" w:cs="Calibri"/>
+        </w:rPr>
+        <w:t xml:space="preserve">and with </w:t>
+      </w:r>
+      <m:oMath>
+        <m:sSub>
+          <m:sSubPr>
+            <m:ctrlPr>
+              <w:rPr>
+                <w:rFonts w:ascii="Cambria Math" w:eastAsiaTheme="minorEastAsia" w:hAnsi="Cambria Math" w:cs="Calibri"/>
+                <w:i/>
+              </w:rPr>
+            </m:ctrlPr>
+          </m:sSubPr>
+          <m:e>
+            <m:r>
+              <m:rPr>
+                <m:sty m:val="p"/>
+              </m:rPr>
+              <w:rPr>
+                <w:rFonts w:ascii="Cambria Math" w:eastAsiaTheme="minorEastAsia" w:hAnsi="Cambria Math" w:cs="Calibri"/>
+              </w:rPr>
+              <m:t>succ</m:t>
+            </m:r>
+          </m:e>
+          <m:sub>
+            <m:r>
+              <m:rPr>
+                <m:sty m:val="p"/>
+              </m:rPr>
+              <w:rPr>
+                <w:rFonts w:ascii="Cambria Math" w:eastAsiaTheme="minorEastAsia" w:hAnsi="Cambria Math" w:cs="Calibri"/>
+              </w:rPr>
+              <m:t>X</m:t>
+            </m:r>
+          </m:sub>
+        </m:sSub>
+        <m:r>
+          <w:rPr>
+            <w:rFonts w:ascii="Cambria Math" w:eastAsiaTheme="minorEastAsia" w:hAnsi="Cambria Math" w:cs="Calibri"/>
+          </w:rPr>
+          <m:t>(s,c)</m:t>
+        </m:r>
+      </m:oMath>
+      <w:r>
+        <w:rPr>
+          <w:rFonts w:eastAsiaTheme="minorEastAsia" w:cs="Calibri"/>
+        </w:rPr>
+        <w:t xml:space="preserve"> the resulting state after a </w:t>
+      </w:r>
+    </w:p>
+    <w:p>
+      <w:pPr>
+        <w:rPr>
+          <w:rFonts w:cs="Calibri"/>
+          <w:szCs w:val="19"/>
+        </w:rPr>
+      </w:pPr>
+    </w:p>
+    <w:p>
+      <w:pPr>
+        <w:rPr>
+          <w:rFonts w:cs="Calibri"/>
+          <w:szCs w:val="19"/>
+        </w:rPr>
+      </w:pPr>
+      <w:r>
+        <w:rPr>
+          <w:rFonts w:cs="Calibri"/>
+          <w:szCs w:val="19"/>
+        </w:rPr>
+        <w:t>Non-terminal states:</w:t>
+      </w:r>
+    </w:p>
+    <w:p>
+      <w:pPr>
+        <w:rPr>
+          <w:rFonts w:cs="Calibri"/>
+          <w:szCs w:val="19"/>
+        </w:rPr>
+      </w:pPr>
+      <w:r>
+        <w:rPr>
+          <w:rFonts w:cs="Calibri"/>
+          <w:szCs w:val="19"/>
+        </w:rPr>
+        <w:t xml:space="preserve">If it is </w:t>
+      </w:r>
+      <w:r>
+        <w:rPr>
+          <w:rFonts w:ascii="Consolas" w:hAnsi="Consolas" w:cs="Consolas"/>
+          <w:sz w:val="17"/>
+          <w:szCs w:val="17"/>
+        </w:rPr>
+        <w:t>X</w:t>
+      </w:r>
+      <w:r>
+        <w:rPr>
+          <w:rFonts w:cs="Calibri"/>
+          <w:szCs w:val="19"/>
+        </w:rPr>
+        <w:t>’s turn (MAX):</w:t>
+      </w:r>
+    </w:p>
+    <w:p>
+      <w:pPr>
+        <w:rPr>
+          <w:rFonts w:eastAsiaTheme="minorEastAsia"/>
+        </w:rPr>
+      </w:pPr>
+      <m:oMath>
+        <m:r>
+          <w:rPr>
+            <w:rFonts w:ascii="Cambria Math" w:hAnsi="Cambria Math"/>
+          </w:rPr>
+          <m:t>V(s) =</m:t>
+        </m:r>
+        <m:func>
+          <m:funcPr>
+            <m:ctrlPr>
+              <w:rPr>
+                <w:rFonts w:ascii="Cambria Math" w:hAnsi="Cambria Math"/>
+                <w:i/>
+              </w:rPr>
+            </m:ctrlPr>
+          </m:funcPr>
+          <m:fName>
+            <m:limLow>
+              <m:limLowPr>
+                <m:ctrlPr>
+                  <w:rPr>
+                    <w:rFonts w:ascii="Cambria Math" w:hAnsi="Cambria Math"/>
+                    <w:i/>
+                  </w:rPr>
+                </m:ctrlPr>
+              </m:limLowPr>
+              <m:e>
+                <m:r>
+                  <m:rPr>
+                    <m:sty m:val="p"/>
+                  </m:rPr>
+                  <w:rPr>
+                    <w:rFonts w:ascii="Cambria Math" w:hAnsi="Cambria Math"/>
+                  </w:rPr>
+                  <m:t>max</m:t>
+                </m:r>
+              </m:e>
+              <m:lim>
+                <m:r>
+                  <w:rPr>
+                    <w:rFonts w:ascii="Cambria Math" w:hAnsi="Cambria Math"/>
+                  </w:rPr>
+                  <m:t xml:space="preserve">c ∈ </m:t>
+                </m:r>
+                <m:r>
+                  <m:rPr>
+                    <m:sty m:val="p"/>
+                  </m:rPr>
+                  <w:rPr>
+                    <w:rFonts w:ascii="Cambria Math" w:hAnsi="Cambria Math"/>
+                  </w:rPr>
+                  <m:t>empty</m:t>
+                </m:r>
+                <m:d>
+                  <m:dPr>
+                    <m:ctrlPr>
+                      <w:rPr>
+                        <w:rFonts w:ascii="Cambria Math" w:hAnsi="Cambria Math"/>
+                        <w:i/>
+                      </w:rPr>
+                    </m:ctrlPr>
+                  </m:dPr>
+                  <m:e>
+                    <m:r>
+                      <w:rPr>
+                        <w:rFonts w:ascii="Cambria Math" w:hAnsi="Cambria Math"/>
+                      </w:rPr>
+                      <m:t>s</m:t>
+                    </m:r>
+                  </m:e>
+                </m:d>
+              </m:lim>
+            </m:limLow>
+          </m:fName>
+          <m:e>
+            <m:r>
+              <w:rPr>
+                <w:rFonts w:ascii="Cambria Math" w:hAnsi="Cambria Math"/>
+              </w:rPr>
+              <m:t>V</m:t>
+            </m:r>
+            <m:d>
+              <m:dPr>
+                <m:ctrlPr>
+                  <w:rPr>
+                    <w:rFonts w:ascii="Cambria Math" w:hAnsi="Cambria Math"/>
+                    <w:i/>
+                  </w:rPr>
+                </m:ctrlPr>
+              </m:dPr>
+              <m:e>
+                <m:sSup>
+                  <m:sSupPr>
+                    <m:ctrlPr>
+                      <w:rPr>
+                        <w:rFonts w:ascii="Cambria Math" w:hAnsi="Cambria Math"/>
+                        <w:i/>
+                      </w:rPr>
+                    </m:ctrlPr>
+                  </m:sSupPr>
+                  <m:e>
+                    <m:r>
+                      <w:rPr>
+                        <w:rFonts w:ascii="Cambria Math" w:hAnsi="Cambria Math"/>
+                      </w:rPr>
+                      <m:t>s</m:t>
+                    </m:r>
+                  </m:e>
+                  <m:sup>
+                    <m:r>
+                      <w:rPr>
+                        <w:rFonts w:ascii="Cambria Math" w:hAnsi="Cambria Math"/>
+                      </w:rPr>
+                      <m:t>'</m:t>
+                    </m:r>
+                  </m:sup>
+                </m:sSup>
+              </m:e>
+            </m:d>
+          </m:e>
+        </m:func>
+      </m:oMath>
+      <w:r>
+        <w:rPr>
+          <w:rFonts w:eastAsiaTheme="minorEastAsia"/>
+        </w:rPr>
+        <w:t xml:space="preserve">  where </w:t>
+      </w:r>
+      <m:oMath>
+        <m:sSup>
+          <m:sSupPr>
+            <m:ctrlPr>
+              <w:rPr>
+                <w:rFonts w:ascii="Cambria Math" w:hAnsi="Cambria Math"/>
+                <w:i/>
+              </w:rPr>
+            </m:ctrlPr>
+          </m:sSupPr>
+          <m:e>
+            <m:r>
+              <w:rPr>
+                <w:rFonts w:ascii="Cambria Math" w:hAnsi="Cambria Math"/>
+              </w:rPr>
+              <m:t>s</m:t>
+            </m:r>
+          </m:e>
+          <m:sup>
+            <m:r>
+              <w:rPr>
+                <w:rFonts w:ascii="Cambria Math" w:hAnsi="Cambria Math"/>
+              </w:rPr>
+              <m:t>'</m:t>
+            </m:r>
+          </m:sup>
+        </m:sSup>
+      </m:oMath>
+      <w:r>
+        <w:rPr>
+          <w:rFonts w:eastAsiaTheme="minorEastAsia"/>
+        </w:rPr>
+        <w:t xml:space="preserve"> is the result of X playing in cell </w:t>
+      </w:r>
+      <m:oMath>
+        <m:r>
+          <w:rPr>
+            <w:rFonts w:ascii="Cambria Math" w:eastAsiaTheme="minorEastAsia" w:hAnsi="Cambria Math"/>
+          </w:rPr>
+          <m:t>c</m:t>
+        </m:r>
+      </m:oMath>
+      <w:r>
+        <w:rPr>
+          <w:rFonts w:eastAsiaTheme="minorEastAsia"/>
+        </w:rPr>
+        <w:t xml:space="preserve"> that is, </w:t>
+      </w:r>
+      <m:oMath>
+        <m:sSup>
+          <m:sSupPr>
+            <m:ctrlPr>
+              <w:rPr>
+                <w:rFonts w:ascii="Cambria Math" w:hAnsi="Cambria Math"/>
+                <w:i/>
+              </w:rPr>
+            </m:ctrlPr>
+          </m:sSupPr>
+          <m:e>
+            <m:r>
+              <w:rPr>
+                <w:rFonts w:ascii="Cambria Math" w:hAnsi="Cambria Math"/>
+              </w:rPr>
+              <m:t>s</m:t>
+            </m:r>
+          </m:e>
+          <m:sup>
+            <m:r>
+              <w:rPr>
+                <w:rFonts w:ascii="Cambria Math" w:hAnsi="Cambria Math"/>
+              </w:rPr>
+              <m:t>'</m:t>
+            </m:r>
+          </m:sup>
+        </m:sSup>
+        <m:r>
+          <w:rPr>
+            <w:rFonts w:ascii="Cambria Math" w:hAnsi="Cambria Math"/>
+          </w:rPr>
+          <m:t>=</m:t>
+        </m:r>
+        <m:sSub>
+          <m:sSubPr>
+            <m:ctrlPr>
+              <w:rPr>
+                <w:rFonts w:ascii="Cambria Math" w:eastAsiaTheme="minorEastAsia" w:hAnsi="Cambria Math" w:cs="Calibri"/>
+                <w:i/>
+              </w:rPr>
+            </m:ctrlPr>
+          </m:sSubPr>
+          <m:e>
+            <m:r>
+              <m:rPr>
+                <m:sty m:val="p"/>
+              </m:rPr>
+              <w:rPr>
+                <w:rFonts w:ascii="Cambria Math" w:eastAsiaTheme="minorEastAsia" w:hAnsi="Cambria Math" w:cs="Calibri"/>
+              </w:rPr>
+              <m:t>succ</m:t>
+            </m:r>
+          </m:e>
+          <m:sub>
+            <m:r>
+              <m:rPr>
+                <m:sty m:val="p"/>
+              </m:rPr>
+              <w:rPr>
+                <w:rFonts w:ascii="Cambria Math" w:eastAsiaTheme="minorEastAsia" w:hAnsi="Cambria Math" w:cs="Calibri"/>
+              </w:rPr>
+              <m:t>X</m:t>
+            </m:r>
+          </m:sub>
+        </m:sSub>
+        <m:r>
+          <w:rPr>
+            <w:rFonts w:ascii="Cambria Math" w:eastAsiaTheme="minorEastAsia" w:hAnsi="Cambria Math" w:cs="Calibri"/>
+          </w:rPr>
+          <m:t>(s,c)</m:t>
+        </m:r>
+      </m:oMath>
+    </w:p>
+    <w:p>
+      <w:pPr>
+        <w:rPr>
+          <w:rFonts w:eastAsiaTheme="minorEastAsia"/>
+        </w:rPr>
+      </w:pPr>
+    </w:p>
+    <w:p>
+      <w:pPr>
+        <w:rPr>
+          <w:rFonts w:eastAsiaTheme="minorEastAsia"/>
+        </w:rPr>
+      </w:pPr>
+      <w:r>
+        <w:rPr>
+          <w:rFonts w:eastAsiaTheme="minorEastAsia"/>
+        </w:rPr>
+        <w:t xml:space="preserve">If it is </w:t>
+      </w:r>
+      <w:r>
+        <w:rPr>
+          <w:rFonts w:eastAsiaTheme="minorEastAsia"/>
+          <w:sz w:val="17"/>
+          <w:szCs w:val="17"/>
+        </w:rPr>
+        <w:t>O</w:t>
+      </w:r>
+      <w:r>
+        <w:rPr>
+          <w:rFonts w:eastAsiaTheme="minorEastAsia"/>
+        </w:rPr>
+        <w:t>’s turn (MIN):</w:t>
+      </w:r>
+    </w:p>
+    <w:p>
+      <m:oMath>
+        <m:r>
+          <w:rPr>
+            <w:rFonts w:ascii="Cambria Math" w:hAnsi="Cambria Math"/>
+          </w:rPr>
+          <m:t>V(s) =</m:t>
+        </m:r>
+        <m:func>
+          <m:funcPr>
+            <m:ctrlPr>
+              <w:rPr>
+                <w:rFonts w:ascii="Cambria Math" w:hAnsi="Cambria Math"/>
+                <w:i/>
+              </w:rPr>
+            </m:ctrlPr>
+          </m:funcPr>
+          <m:fName>
+            <m:limLow>
+              <m:limLowPr>
+                <m:ctrlPr>
+                  <w:rPr>
+                    <w:rFonts w:ascii="Cambria Math" w:hAnsi="Cambria Math"/>
+                    <w:i/>
+                  </w:rPr>
+                </m:ctrlPr>
+              </m:limLowPr>
+              <m:e>
+                <m:r>
+                  <m:rPr>
+                    <m:sty m:val="p"/>
+                  </m:rPr>
+                  <w:rPr>
+                    <w:rFonts w:ascii="Cambria Math" w:hAnsi="Cambria Math"/>
+                  </w:rPr>
+                  <m:t>m</m:t>
+                </m:r>
+                <m:r>
+                  <m:rPr>
+                    <m:sty m:val="p"/>
+                  </m:rPr>
+                  <w:rPr>
+                    <w:rFonts w:ascii="Cambria Math" w:hAnsi="Cambria Math"/>
+                  </w:rPr>
+                  <m:t>in</m:t>
+                </m:r>
+              </m:e>
+              <m:lim>
+                <m:r>
+                  <w:rPr>
+                    <w:rFonts w:ascii="Cambria Math" w:hAnsi="Cambria Math"/>
+                  </w:rPr>
+                  <m:t xml:space="preserve">c ∈ </m:t>
+                </m:r>
+                <m:r>
+                  <m:rPr>
+                    <m:sty m:val="p"/>
+                  </m:rPr>
+                  <w:rPr>
+                    <w:rFonts w:ascii="Cambria Math" w:hAnsi="Cambria Math"/>
+                  </w:rPr>
+                  <m:t>empty</m:t>
+                </m:r>
+                <m:d>
+                  <m:dPr>
+                    <m:ctrlPr>
+                      <w:rPr>
+                        <w:rFonts w:ascii="Cambria Math" w:hAnsi="Cambria Math"/>
+                        <w:i/>
+                      </w:rPr>
+                    </m:ctrlPr>
+                  </m:dPr>
+                  <m:e>
+                    <m:r>
+                      <w:rPr>
+                        <w:rFonts w:ascii="Cambria Math" w:hAnsi="Cambria Math"/>
+                      </w:rPr>
+                      <m:t>s</m:t>
+                    </m:r>
+                  </m:e>
+                </m:d>
+              </m:lim>
+            </m:limLow>
+          </m:fName>
+          <m:e>
+            <m:r>
+              <w:rPr>
+                <w:rFonts w:ascii="Cambria Math" w:hAnsi="Cambria Math"/>
+              </w:rPr>
+              <m:t>V</m:t>
+            </m:r>
+            <m:d>
+              <m:dPr>
+                <m:ctrlPr>
+                  <w:rPr>
+                    <w:rFonts w:ascii="Cambria Math" w:hAnsi="Cambria Math"/>
+                    <w:i/>
+                  </w:rPr>
+                </m:ctrlPr>
+              </m:dPr>
+              <m:e>
+                <m:sSup>
+                  <m:sSupPr>
+                    <m:ctrlPr>
+                      <w:rPr>
+                        <w:rFonts w:ascii="Cambria Math" w:hAnsi="Cambria Math"/>
+                        <w:i/>
+                      </w:rPr>
+                    </m:ctrlPr>
+                  </m:sSupPr>
+                  <m:e>
+                    <m:r>
+                      <w:rPr>
+                        <w:rFonts w:ascii="Cambria Math" w:hAnsi="Cambria Math"/>
+                      </w:rPr>
+                      <m:t>s</m:t>
+                    </m:r>
+                  </m:e>
+                  <m:sup>
+                    <m:r>
+                      <w:rPr>
+                        <w:rFonts w:ascii="Cambria Math" w:hAnsi="Cambria Math"/>
+                      </w:rPr>
+                      <m:t>'</m:t>
+                    </m:r>
+                  </m:sup>
+                </m:sSup>
+              </m:e>
+            </m:d>
+          </m:e>
+        </m:func>
+      </m:oMath>
+      <w:r>
+        <w:rPr>
+          <w:rFonts w:eastAsiaTheme="minorEastAsia"/>
+        </w:rPr>
+        <w:t xml:space="preserve">, </w:t>
+      </w:r>
+      <m:oMath>
+        <m:sSup>
+          <m:sSupPr>
+            <m:ctrlPr>
+              <w:rPr>
+                <w:rFonts w:ascii="Cambria Math" w:hAnsi="Cambria Math"/>
+                <w:i/>
+              </w:rPr>
+            </m:ctrlPr>
+          </m:sSupPr>
+          <m:e>
+            <m:r>
+              <w:rPr>
+                <w:rFonts w:ascii="Cambria Math" w:hAnsi="Cambria Math"/>
+              </w:rPr>
+              <m:t>s</m:t>
+            </m:r>
+          </m:e>
+          <m:sup>
+            <m:r>
+              <w:rPr>
+                <w:rFonts w:ascii="Cambria Math" w:hAnsi="Cambria Math"/>
+              </w:rPr>
+              <m:t>'</m:t>
+            </m:r>
+          </m:sup>
+        </m:sSup>
+        <m:r>
+          <w:rPr>
+            <w:rFonts w:ascii="Cambria Math" w:hAnsi="Cambria Math"/>
+          </w:rPr>
+          <m:t>=</m:t>
+        </m:r>
+        <m:sSub>
+          <m:sSubPr>
+            <m:ctrlPr>
+              <w:rPr>
+                <w:rFonts w:ascii="Cambria Math" w:eastAsiaTheme="minorEastAsia" w:hAnsi="Cambria Math" w:cs="Calibri"/>
+                <w:i/>
+              </w:rPr>
+            </m:ctrlPr>
+          </m:sSubPr>
+          <m:e>
+            <m:r>
+              <m:rPr>
+                <m:sty m:val="p"/>
+              </m:rPr>
+              <w:rPr>
+                <w:rFonts w:ascii="Cambria Math" w:eastAsiaTheme="minorEastAsia" w:hAnsi="Cambria Math" w:cs="Calibri"/>
+              </w:rPr>
+              <m:t>succ</m:t>
+            </m:r>
+          </m:e>
+          <m:sub>
+            <m:r>
+              <m:rPr>
+                <m:sty m:val="p"/>
+              </m:rPr>
+              <w:rPr>
+                <w:rFonts w:ascii="Cambria Math" w:eastAsiaTheme="minorEastAsia" w:hAnsi="Cambria Math" w:cs="Calibri"/>
+              </w:rPr>
+              <m:t>O</m:t>
+            </m:r>
+          </m:sub>
+        </m:sSub>
+        <m:r>
+          <w:rPr>
+            <w:rFonts w:ascii="Cambria Math" w:eastAsiaTheme="minorEastAsia" w:hAnsi="Cambria Math" w:cs="Calibri"/>
+          </w:rPr>
+          <m:t>(s,c)</m:t>
+        </m:r>
+      </m:oMath>
+    </w:p>
+    <w:p/>
+    <w:p>
+      <w:pPr>
+        <w:rPr>
+          <w:u w:val="single"/>
+        </w:rPr>
+      </w:pPr>
+      <w:r>
+        <w:rPr>
+          <w:u w:val="single"/>
+        </w:rPr>
+        <w:t>Connection to the standard Bellman equation</w:t>
+      </w:r>
+    </w:p>
+    <w:p/>
+    <w:p>
+      <w:r>
+        <w:t>(bell.1) gives us the standard Bellman equation:</w:t>
+      </w:r>
+    </w:p>
+    <w:p/>
+    <w:p>
+      <m:oMath>
+        <m:sSup>
+          <m:sSupPr>
+            <m:ctrlPr>
+              <w:rPr>
+                <w:rFonts w:ascii="Cambria Math" w:hAnsi="Cambria Math"/>
+                <w:i/>
+                <w:sz w:val="20"/>
+                <w:szCs w:val="20"/>
+              </w:rPr>
+            </m:ctrlPr>
+          </m:sSupPr>
+          <m:e>
+            <m:r>
+              <w:rPr>
+                <w:rFonts w:ascii="Cambria Math" w:hAnsi="Cambria Math"/>
+                <w:sz w:val="20"/>
+                <w:szCs w:val="20"/>
+              </w:rPr>
+              <m:t>V</m:t>
+            </m:r>
+          </m:e>
+          <m:sup>
+            <m:r>
+              <w:rPr>
+                <w:rFonts w:ascii="Cambria Math" w:hAnsi="Cambria Math"/>
+                <w:sz w:val="20"/>
+                <w:szCs w:val="20"/>
+              </w:rPr>
+              <m:t>*</m:t>
+            </m:r>
+          </m:sup>
+        </m:sSup>
+        <m:d>
+          <m:dPr>
+            <m:ctrlPr>
+              <w:rPr>
+                <w:rFonts w:ascii="Cambria Math" w:hAnsi="Cambria Math"/>
+                <w:i/>
+                <w:sz w:val="20"/>
+                <w:szCs w:val="20"/>
+              </w:rPr>
+            </m:ctrlPr>
+          </m:dPr>
+          <m:e>
+            <m:r>
+              <w:rPr>
+                <w:rFonts w:ascii="Cambria Math" w:hAnsi="Cambria Math"/>
+                <w:sz w:val="20"/>
+                <w:szCs w:val="20"/>
+              </w:rPr>
+              <m:t>s</m:t>
+            </m:r>
+          </m:e>
+        </m:d>
+        <m:r>
+          <w:rPr>
+            <w:rFonts w:ascii="Cambria Math" w:hAnsi="Cambria Math"/>
+            <w:sz w:val="20"/>
+            <w:szCs w:val="20"/>
+          </w:rPr>
+          <m:t>=</m:t>
+        </m:r>
+        <m:func>
+          <m:funcPr>
+            <m:ctrlPr>
+              <w:rPr>
+                <w:rFonts w:ascii="Cambria Math" w:hAnsi="Cambria Math"/>
+                <w:i/>
+                <w:sz w:val="20"/>
+                <w:szCs w:val="20"/>
+              </w:rPr>
+            </m:ctrlPr>
+          </m:funcPr>
+          <m:fName>
+            <m:limLow>
+              <m:limLowPr>
+                <m:ctrlPr>
+                  <w:rPr>
+                    <w:rFonts w:ascii="Cambria Math" w:hAnsi="Cambria Math"/>
+                    <w:i/>
+                    <w:sz w:val="20"/>
+                    <w:szCs w:val="20"/>
+                  </w:rPr>
+                </m:ctrlPr>
+              </m:limLowPr>
+              <m:e>
+                <m:r>
+                  <m:rPr>
+                    <m:sty m:val="p"/>
+                  </m:rPr>
+                  <w:rPr>
+                    <w:rFonts w:ascii="Cambria Math" w:hAnsi="Cambria Math"/>
+                    <w:sz w:val="20"/>
+                    <w:szCs w:val="20"/>
+                  </w:rPr>
+                  <m:t>max</m:t>
+                </m:r>
+              </m:e>
+              <m:lim>
+                <m:r>
+                  <w:rPr>
+                    <w:rFonts w:ascii="Cambria Math" w:hAnsi="Cambria Math"/>
+                    <w:sz w:val="20"/>
+                    <w:szCs w:val="20"/>
+                  </w:rPr>
+                  <m:t>a</m:t>
+                </m:r>
+              </m:lim>
+            </m:limLow>
+          </m:fName>
+          <m:e>
+            <m:func>
+              <m:funcPr>
+                <m:ctrlPr>
+                  <w:rPr>
+                    <w:rFonts w:ascii="Cambria Math" w:hAnsi="Cambria Math"/>
+                    <w:i/>
+                    <w:sz w:val="20"/>
+                    <w:szCs w:val="20"/>
+                  </w:rPr>
+                </m:ctrlPr>
+              </m:funcPr>
+              <m:fName>
+                <m:limLow>
+                  <m:limLowPr>
+                    <m:ctrlPr>
+                      <w:rPr>
+                        <w:rFonts w:ascii="Cambria Math" w:hAnsi="Cambria Math"/>
+                        <w:i/>
+                        <w:sz w:val="20"/>
+                        <w:szCs w:val="20"/>
+                      </w:rPr>
+                    </m:ctrlPr>
+                  </m:limLowPr>
+                  <m:e>
+                    <m:r>
+                      <m:rPr>
+                        <m:sty m:val="p"/>
+                      </m:rPr>
+                      <w:rPr>
+                        <w:rFonts w:ascii="Cambria Math" w:hAnsi="Cambria Math"/>
+                        <w:sz w:val="20"/>
+                        <w:szCs w:val="20"/>
+                      </w:rPr>
+                      <m:t>min</m:t>
+                    </m:r>
+                  </m:e>
+                  <m:lim>
+                    <m:r>
+                      <w:rPr>
+                        <w:rFonts w:ascii="Cambria Math" w:hAnsi="Cambria Math"/>
+                        <w:sz w:val="20"/>
+                        <w:szCs w:val="20"/>
+                      </w:rPr>
+                      <m:t>b</m:t>
+                    </m:r>
+                  </m:lim>
+                </m:limLow>
+              </m:fName>
+              <m:e>
+                <m:r>
+                  <w:rPr>
+                    <w:rFonts w:ascii="Cambria Math" w:hAnsi="Cambria Math"/>
+                    <w:sz w:val="20"/>
+                    <w:szCs w:val="20"/>
+                  </w:rPr>
+                  <m:t>R</m:t>
+                </m:r>
+                <m:d>
+                  <m:dPr>
+                    <m:ctrlPr>
+                      <w:rPr>
+                        <w:rFonts w:ascii="Cambria Math" w:hAnsi="Cambria Math"/>
+                        <w:i/>
+                        <w:sz w:val="20"/>
+                        <w:szCs w:val="20"/>
+                      </w:rPr>
+                    </m:ctrlPr>
+                  </m:dPr>
+                  <m:e>
+                    <m:r>
+                      <w:rPr>
+                        <w:rFonts w:ascii="Cambria Math" w:hAnsi="Cambria Math"/>
+                        <w:sz w:val="20"/>
+                        <w:szCs w:val="20"/>
+                      </w:rPr>
+                      <m:t>s,a,b</m:t>
+                    </m:r>
+                  </m:e>
+                </m:d>
+                <m:r>
+                  <w:rPr>
+                    <w:rFonts w:ascii="Cambria Math" w:hAnsi="Cambria Math"/>
+                    <w:sz w:val="20"/>
+                    <w:szCs w:val="20"/>
+                  </w:rPr>
+                  <m:t>+γ</m:t>
+                </m:r>
+                <m:sSup>
+                  <m:sSupPr>
+                    <m:ctrlPr>
+                      <w:rPr>
+                        <w:rFonts w:ascii="Cambria Math" w:hAnsi="Cambria Math"/>
+                        <w:i/>
+                        <w:sz w:val="20"/>
+                        <w:szCs w:val="20"/>
+                      </w:rPr>
+                    </m:ctrlPr>
+                  </m:sSupPr>
+                  <m:e>
+                    <m:r>
+                      <w:rPr>
+                        <w:rFonts w:ascii="Cambria Math" w:hAnsi="Cambria Math"/>
+                        <w:sz w:val="20"/>
+                        <w:szCs w:val="20"/>
+                      </w:rPr>
+                      <m:t>V</m:t>
+                    </m:r>
+                  </m:e>
+                  <m:sup>
+                    <m:r>
+                      <w:rPr>
+                        <w:rFonts w:ascii="Cambria Math" w:hAnsi="Cambria Math"/>
+                        <w:sz w:val="20"/>
+                        <w:szCs w:val="20"/>
+                      </w:rPr>
+                      <m:t>*</m:t>
+                    </m:r>
+                  </m:sup>
+                </m:sSup>
+                <m:d>
+                  <m:dPr>
+                    <m:ctrlPr>
+                      <w:rPr>
+                        <w:rFonts w:ascii="Cambria Math" w:hAnsi="Cambria Math"/>
+                        <w:i/>
+                        <w:sz w:val="20"/>
+                        <w:szCs w:val="20"/>
+                      </w:rPr>
+                    </m:ctrlPr>
+                  </m:dPr>
+                  <m:e>
+                    <m:sSup>
+                      <m:sSupPr>
+                        <m:ctrlPr>
+                          <w:rPr>
+                            <w:rFonts w:ascii="Cambria Math" w:hAnsi="Cambria Math"/>
+                            <w:i/>
+                            <w:sz w:val="20"/>
+                            <w:szCs w:val="20"/>
+                          </w:rPr>
+                        </m:ctrlPr>
+                      </m:sSupPr>
+                      <m:e>
+                        <m:r>
+                          <w:rPr>
+                            <w:rFonts w:ascii="Cambria Math" w:hAnsi="Cambria Math"/>
+                            <w:sz w:val="20"/>
+                            <w:szCs w:val="20"/>
+                          </w:rPr>
+                          <m:t>s</m:t>
+                        </m:r>
+                      </m:e>
+                      <m:sup>
+                        <m:r>
+                          <w:rPr>
+                            <w:rFonts w:ascii="Cambria Math" w:hAnsi="Cambria Math"/>
+                            <w:sz w:val="20"/>
+                            <w:szCs w:val="20"/>
+                          </w:rPr>
+                          <m:t>'</m:t>
+                        </m:r>
+                      </m:sup>
+                    </m:sSup>
+                  </m:e>
+                </m:d>
+              </m:e>
+            </m:func>
+          </m:e>
+        </m:func>
+      </m:oMath>
+      <w:r>
+        <w:t xml:space="preserve"> </w:t>
       </w:r>
     </w:p>
     <w:p/>
@@ -4181,6 +6000,103 @@
     </w:sectPr>
   </w:body>
 </w:document>
+</file>
+
+<file path=word/numbering.xml><?xml version="1.0" encoding="utf-8"?>
+<w:numbering xmlns:wpc="http://schemas.microsoft.com/office/word/2010/wordprocessingCanvas" xmlns:cx="http://schemas.microsoft.com/office/drawing/2014/chartex" xmlns:cx1="http://schemas.microsoft.com/office/drawing/2015/9/8/chartex" xmlns:cx2="http://schemas.microsoft.com/office/drawing/2015/10/21/chartex" xmlns:cx3="http://schemas.microsoft.com/office/drawing/2016/5/9/chartex" xmlns:cx4="http://schemas.microsoft.com/office/drawing/2016/5/10/chartex" xmlns:cx5="http://schemas.microsoft.com/office/drawing/2016/5/11/chartex" xmlns:cx6="http://schemas.microsoft.com/office/drawing/2016/5/12/chartex" xmlns:cx7="http://schemas.microsoft.com/office/drawing/2016/5/13/chartex" xmlns:cx8="http://schemas.microsoft.com/office/drawing/2016/5/14/chartex" xmlns:mc="http://schemas.openxmlformats.org/markup-compatibility/2006" xmlns:aink="http://schemas.microsoft.com/office/drawing/2016/ink" xmlns:am3d="http://schemas.microsoft.com/office/drawing/2017/model3d" xmlns:o="urn:schemas-microsoft-com:office:office" xmlns:oel="http://schemas.microsoft.com/office/2019/extlst" xmlns:r="http://schemas.openxmlformats.org/officeDocument/2006/relationships" xmlns:m="http://schemas.openxmlformats.org/officeDocument/2006/math" xmlns:v="urn:schemas-microsoft-com:vml" xmlns:wp14="http://schemas.microsoft.com/office/word/2010/wordprocessingDrawing" xmlns:wp="http://schemas.openxmlformats.org/drawingml/2006/wordprocessingDrawing" xmlns:w10="urn:schemas-microsoft-com:office:word" xmlns:w="http://schemas.openxmlformats.org/wordprocessingml/2006/main" xmlns:w14="http://schemas.microsoft.com/office/word/2010/wordml" xmlns:w15="http://schemas.microsoft.com/office/word/2012/wordml" xmlns:w16cex="http://schemas.microsoft.com/office/word/2018/wordml/cex" xmlns:w16cid="http://schemas.microsoft.com/office/word/2016/wordml/cid" xmlns:w16="http://schemas.microsoft.com/office/word/2018/wordml" xmlns:w16du="http://schemas.microsoft.com/office/word/2023/wordml/word16du" xmlns:w16sdtdh="http://schemas.microsoft.com/office/word/2020/wordml/sdtdatahash" xmlns:w16sdtfl="http://schemas.microsoft.com/office/word/2024/wordml/sdtformatlock" xmlns:w16se="http://schemas.microsoft.com/office/word/2015/wordml/symex" xmlns:wpg="http://schemas.microsoft.com/office/word/2010/wordprocessingGroup" xmlns:wpi="http://schemas.microsoft.com/office/word/2010/wordprocessingInk" xmlns:wne="http://schemas.microsoft.com/office/word/2006/wordml" xmlns:wps="http://schemas.microsoft.com/office/word/2010/wordprocessingShape" mc:Ignorable="w14 w15 w16se w16cid w16 w16cex w16sdtdh w16sdtfl w16du wp14">
+  <w:abstractNum w:abstractNumId="0" w15:restartNumberingAfterBreak="0">
+    <w:nsid w:val="3A022C3C"/>
+    <w:multiLevelType w:val="hybridMultilevel"/>
+    <w:tmpl w:val="D36EBD74"/>
+    <w:lvl w:ilvl="0" w:tplc="0409000F">
+      <w:start w:val="1"/>
+      <w:numFmt w:val="decimal"/>
+      <w:lvlText w:val="%1."/>
+      <w:lvlJc w:val="left"/>
+      <w:pPr>
+        <w:ind w:left="720" w:hanging="360"/>
+      </w:pPr>
+      <w:rPr>
+        <w:rFonts w:hint="default"/>
+      </w:rPr>
+    </w:lvl>
+    <w:lvl w:ilvl="1" w:tplc="04090019" w:tentative="1">
+      <w:start w:val="1"/>
+      <w:numFmt w:val="lowerLetter"/>
+      <w:lvlText w:val="%2."/>
+      <w:lvlJc w:val="left"/>
+      <w:pPr>
+        <w:ind w:left="1440" w:hanging="360"/>
+      </w:pPr>
+    </w:lvl>
+    <w:lvl w:ilvl="2" w:tplc="0409001B" w:tentative="1">
+      <w:start w:val="1"/>
+      <w:numFmt w:val="lowerRoman"/>
+      <w:lvlText w:val="%3."/>
+      <w:lvlJc w:val="right"/>
+      <w:pPr>
+        <w:ind w:left="2160" w:hanging="180"/>
+      </w:pPr>
+    </w:lvl>
+    <w:lvl w:ilvl="3" w:tplc="0409000F" w:tentative="1">
+      <w:start w:val="1"/>
+      <w:numFmt w:val="decimal"/>
+      <w:lvlText w:val="%4."/>
+      <w:lvlJc w:val="left"/>
+      <w:pPr>
+        <w:ind w:left="2880" w:hanging="360"/>
+      </w:pPr>
+    </w:lvl>
+    <w:lvl w:ilvl="4" w:tplc="04090019" w:tentative="1">
+      <w:start w:val="1"/>
+      <w:numFmt w:val="lowerLetter"/>
+      <w:lvlText w:val="%5."/>
+      <w:lvlJc w:val="left"/>
+      <w:pPr>
+        <w:ind w:left="3600" w:hanging="360"/>
+      </w:pPr>
+    </w:lvl>
+    <w:lvl w:ilvl="5" w:tplc="0409001B" w:tentative="1">
+      <w:start w:val="1"/>
+      <w:numFmt w:val="lowerRoman"/>
+      <w:lvlText w:val="%6."/>
+      <w:lvlJc w:val="right"/>
+      <w:pPr>
+        <w:ind w:left="4320" w:hanging="180"/>
+      </w:pPr>
+    </w:lvl>
+    <w:lvl w:ilvl="6" w:tplc="0409000F" w:tentative="1">
+      <w:start w:val="1"/>
+      <w:numFmt w:val="decimal"/>
+      <w:lvlText w:val="%7."/>
+      <w:lvlJc w:val="left"/>
+      <w:pPr>
+        <w:ind w:left="5040" w:hanging="360"/>
+      </w:pPr>
+    </w:lvl>
+    <w:lvl w:ilvl="7" w:tplc="04090019" w:tentative="1">
+      <w:start w:val="1"/>
+      <w:numFmt w:val="lowerLetter"/>
+      <w:lvlText w:val="%8."/>
+      <w:lvlJc w:val="left"/>
+      <w:pPr>
+        <w:ind w:left="5760" w:hanging="360"/>
+      </w:pPr>
+    </w:lvl>
+    <w:lvl w:ilvl="8" w:tplc="0409001B" w:tentative="1">
+      <w:start w:val="1"/>
+      <w:numFmt w:val="lowerRoman"/>
+      <w:lvlText w:val="%9."/>
+      <w:lvlJc w:val="right"/>
+      <w:pPr>
+        <w:ind w:left="6480" w:hanging="180"/>
+      </w:pPr>
+    </w:lvl>
+  </w:abstractNum>
+  <w:num w:numId="1" w16cid:durableId="823467432">
+    <w:abstractNumId w:val="0"/>
+  </w:num>
+</w:numbering>
 </file>
 
 <file path=word/styles.xml><?xml version="1.0" encoding="utf-8"?>

--- a/docs/Blackwell_Game_Addition/Different_RL_implementations_playing_Blackwell_game_Addition.docx
+++ b/docs/Blackwell_Game_Addition/Different_RL_implementations_playing_Blackwell_game_Addition.docx
@@ -4160,15 +4160,7 @@
             <w:sz w:val="20"/>
             <w:szCs w:val="20"/>
           </w:rPr>
-          <m:t>s</m:t>
-        </m:r>
-        <m:r>
-          <w:rPr>
-            <w:rFonts w:ascii="Cambria Math" w:eastAsiaTheme="minorEastAsia" w:hAnsi="Cambria Math"/>
-            <w:sz w:val="20"/>
-            <w:szCs w:val="20"/>
-          </w:rPr>
-          <m:t>,</m:t>
+          <m:t>s,</m:t>
         </m:r>
       </m:oMath>
       <w:r>
@@ -4455,19 +4447,7 @@
           <w:rPr>
             <w:rFonts w:ascii="Cambria Math" w:hAnsi="Cambria Math"/>
           </w:rPr>
-          <m:t>3</m:t>
-        </m:r>
-        <m:r>
-          <w:rPr>
-            <w:rFonts w:ascii="Cambria Math" w:hAnsi="Cambria Math"/>
-          </w:rPr>
-          <m:t>×</m:t>
-        </m:r>
-        <m:r>
-          <w:rPr>
-            <w:rFonts w:ascii="Cambria Math" w:hAnsi="Cambria Math"/>
-          </w:rPr>
-          <m:t>3</m:t>
+          <m:t>3×3</m:t>
         </m:r>
       </m:oMath>
       <w:r>
@@ -4699,13 +4679,7 @@
           <w:rPr>
             <w:rFonts w:ascii="Cambria Math" w:hAnsi="Cambria Math"/>
           </w:rPr>
-          <m:t>-</m:t>
-        </m:r>
-        <m:r>
-          <w:rPr>
-            <w:rFonts w:ascii="Cambria Math" w:hAnsi="Cambria Math"/>
-          </w:rPr>
-          <m:t>1</m:t>
+          <m:t>-1</m:t>
         </m:r>
       </m:oMath>
       <w:r>
@@ -4882,19 +4856,7 @@
           <w:rPr>
             <w:rFonts w:ascii="Cambria Math" w:hAnsi="Cambria Math"/>
           </w:rPr>
-          <m:t xml:space="preserve">= </m:t>
-        </m:r>
-        <m:r>
-          <w:rPr>
-            <w:rFonts w:ascii="Cambria Math" w:hAnsi="Cambria Math"/>
-          </w:rPr>
-          <m:t>-</m:t>
-        </m:r>
-        <m:r>
-          <w:rPr>
-            <w:rFonts w:ascii="Cambria Math" w:hAnsi="Cambria Math"/>
-          </w:rPr>
-          <m:t>1</m:t>
+          <m:t>= -1</m:t>
         </m:r>
       </m:oMath>
       <w:r>
@@ -4948,14 +4910,8 @@
           <w:rPr>
             <w:rFonts w:ascii="Cambria Math" w:hAnsi="Cambria Math"/>
           </w:rPr>
-          <m:t xml:space="preserve">= </m:t>
+          <m:t>= 0</m:t>
         </m:r>
-        <m:r>
-          <w:rPr>
-            <w:rFonts w:ascii="Cambria Math" w:hAnsi="Cambria Math"/>
-          </w:rPr>
-          <m:t>0</m:t>
-        </m:r>
       </m:oMath>
       <w:r>
         <w:t xml:space="preserve"> if</w:t>
@@ -4965,14 +4921,7 @@
           <w:rFonts w:cs="Calibri"/>
           <w:szCs w:val="19"/>
         </w:rPr>
-        <w:t xml:space="preserve"> </w:t>
-      </w:r>
-      <w:r>
-        <w:rPr>
-          <w:rFonts w:cs="Calibri"/>
-          <w:szCs w:val="19"/>
-        </w:rPr>
-        <w:t xml:space="preserve">board is </w:t>
+        <w:t xml:space="preserve"> board is </w:t>
       </w:r>
       <w:r>
         <w:rPr>
@@ -5505,16 +5454,7 @@
                   <w:rPr>
                     <w:rFonts w:ascii="Cambria Math" w:hAnsi="Cambria Math"/>
                   </w:rPr>
-                  <m:t>m</m:t>
-                </m:r>
-                <m:r>
-                  <m:rPr>
-                    <m:sty m:val="p"/>
-                  </m:rPr>
-                  <w:rPr>
-                    <w:rFonts w:ascii="Cambria Math" w:hAnsi="Cambria Math"/>
-                  </w:rPr>
-                  <m:t>in</m:t>
+                  <m:t>min</m:t>
                 </m:r>
               </m:e>
               <m:lim>
@@ -5698,7 +5638,13 @@
     <w:p/>
     <w:p>
       <w:r>
-        <w:t>(bell.1) gives us the standard Bellman equation:</w:t>
+        <w:t>(bell.1) gives us the standard Bellman equation</w:t>
+      </w:r>
+      <w:r>
+        <w:t xml:space="preserve"> for zero-sum games</w:t>
+      </w:r>
+      <w:r>
+        <w:t>:</w:t>
       </w:r>
     </w:p>
     <w:p/>
@@ -5989,6 +5935,146 @@
         <w:t xml:space="preserve"> </w:t>
       </w:r>
     </w:p>
+    <w:p/>
+    <w:p>
+      <w:r>
+        <w:t xml:space="preserve">In Tic-Tac-Toe MAX and MIN alternate turns  - </w:t>
+      </w:r>
+      <w:r>
+        <w:rPr>
+          <w:sz w:val="17"/>
+          <w:szCs w:val="17"/>
+        </w:rPr>
+        <w:t>X</w:t>
+      </w:r>
+      <w:r>
+        <w:t xml:space="preserve"> maximizes , </w:t>
+      </w:r>
+      <w:r>
+        <w:rPr>
+          <w:sz w:val="17"/>
+          <w:szCs w:val="17"/>
+        </w:rPr>
+        <w:t>O</w:t>
+      </w:r>
+      <w:r>
+        <w:t xml:space="preserve"> minimizes.</w:t>
+      </w:r>
+    </w:p>
+    <w:p>
+      <w:pPr>
+        <w:rPr>
+          <w:rFonts w:eastAsiaTheme="minorEastAsia"/>
+        </w:rPr>
+      </w:pPr>
+      <m:oMath>
+        <m:r>
+          <w:rPr>
+            <w:rFonts w:ascii="Cambria Math" w:hAnsi="Cambria Math"/>
+          </w:rPr>
+          <m:t>R = 0</m:t>
+        </m:r>
+      </m:oMath>
+      <w:r>
+        <w:t xml:space="preserve"> for non-terminal transitions ; terminal reward </w:t>
+      </w:r>
+      <m:oMath>
+        <m:r>
+          <w:rPr>
+            <w:rFonts w:ascii="Cambria Math" w:hAnsi="Cambria Math"/>
+          </w:rPr>
+          <m:t>∈</m:t>
+        </m:r>
+        <m:d>
+          <m:dPr>
+            <m:begChr m:val="{"/>
+            <m:endChr m:val="}"/>
+            <m:ctrlPr>
+              <w:rPr>
+                <w:rFonts w:ascii="Cambria Math" w:hAnsi="Cambria Math"/>
+                <w:i/>
+              </w:rPr>
+            </m:ctrlPr>
+          </m:dPr>
+          <m:e>
+            <m:r>
+              <w:rPr>
+                <w:rFonts w:ascii="Cambria Math" w:hAnsi="Cambria Math"/>
+              </w:rPr>
+              <m:t>+1, 0, -1</m:t>
+            </m:r>
+          </m:e>
+        </m:d>
+      </m:oMath>
+      <w:r>
+        <w:rPr>
+          <w:rFonts w:eastAsiaTheme="minorEastAsia"/>
+        </w:rPr>
+        <w:t>.</w:t>
+      </w:r>
+    </w:p>
+    <w:p>
+      <w:pPr>
+        <w:rPr>
+          <w:rFonts w:eastAsiaTheme="minorEastAsia"/>
+          <w:sz w:val="20"/>
+          <w:szCs w:val="20"/>
+        </w:rPr>
+      </w:pPr>
+      <m:oMath>
+        <m:r>
+          <w:rPr>
+            <w:rFonts w:ascii="Cambria Math" w:hAnsi="Cambria Math"/>
+            <w:sz w:val="20"/>
+            <w:szCs w:val="20"/>
+          </w:rPr>
+          <m:t>γ</m:t>
+        </m:r>
+        <m:r>
+          <w:rPr>
+            <w:rFonts w:ascii="Cambria Math" w:hAnsi="Cambria Math"/>
+            <w:sz w:val="20"/>
+            <w:szCs w:val="20"/>
+          </w:rPr>
+          <m:t>=1</m:t>
+        </m:r>
+      </m:oMath>
+      <w:r>
+        <w:rPr>
+          <w:rFonts w:eastAsiaTheme="minorEastAsia"/>
+          <w:sz w:val="20"/>
+          <w:szCs w:val="20"/>
+        </w:rPr>
+        <w:t xml:space="preserve"> – undiscounted , finite horizon</w:t>
+      </w:r>
+    </w:p>
+    <w:p>
+      <w:pPr>
+        <w:rPr>
+          <w:rFonts w:eastAsiaTheme="minorEastAsia"/>
+          <w:sz w:val="20"/>
+          <w:szCs w:val="20"/>
+        </w:rPr>
+      </w:pPr>
+      <w:r>
+        <w:rPr>
+          <w:rFonts w:eastAsiaTheme="minorEastAsia"/>
+          <w:sz w:val="20"/>
+          <w:szCs w:val="20"/>
+        </w:rPr>
+        <w:t>The game tree has at most 9! = 362880 leaf nodes but in reality, many branches terminate early with a win.</w:t>
+      </w:r>
+    </w:p>
+    <w:p>
+      <w:pPr>
+        <w:rPr>
+          <w:rFonts w:eastAsiaTheme="minorEastAsia"/>
+          <w:sz w:val="20"/>
+          <w:szCs w:val="20"/>
+        </w:rPr>
+      </w:pPr>
+    </w:p>
+    <w:p/>
     <w:p/>
     <w:p/>
     <w:p/>

--- a/docs/Blackwell_Game_Addition/Different_RL_implementations_playing_Blackwell_game_Addition.docx
+++ b/docs/Blackwell_Game_Addition/Different_RL_implementations_playing_Blackwell_game_Addition.docx
@@ -6073,6 +6073,33 @@
           <w:szCs w:val="20"/>
         </w:rPr>
       </w:pPr>
+    </w:p>
+    <w:p>
+      <w:pPr>
+        <w:rPr>
+          <w:rFonts w:eastAsiaTheme="minorEastAsia"/>
+          <w:sz w:val="20"/>
+          <w:szCs w:val="20"/>
+        </w:rPr>
+      </w:pPr>
+      <w:r>
+        <w:rPr>
+          <w:rFonts w:eastAsiaTheme="minorEastAsia"/>
+          <w:b/>
+          <w:bCs/>
+          <w:sz w:val="20"/>
+          <w:szCs w:val="20"/>
+        </w:rPr>
+        <w:t>Note</w:t>
+      </w:r>
+      <w:r>
+        <w:rPr>
+          <w:rFonts w:eastAsiaTheme="minorEastAsia"/>
+          <w:sz w:val="20"/>
+          <w:szCs w:val="20"/>
+        </w:rPr>
+        <w:t>: under perfect play from both side (Nash equilibrium) , Tic-Tac-Toe is a draw (V(empty board) = 0).</w:t>
+      </w:r>
     </w:p>
     <w:p/>
     <w:p/>
